--- a/lessions/0003_1.docx
+++ b/lessions/0003_1.docx
@@ -74,7 +74,13 @@
     <w:p>
       <w:r>
         <w:tab/>
-        <w:t>It is a dog. (Nó la một con chó.)</w:t>
+        <w:t>It is a dog. (Nó l</w:t>
+      </w:r>
+      <w:r>
+        <w:t>à</w:t>
+      </w:r>
+      <w:r>
+        <w:t xml:space="preserve"> một con chó.)</w:t>
       </w:r>
     </w:p>
     <w:p>
